--- a/docs/tests.docx
+++ b/docs/tests.docx
@@ -613,10 +613,7 @@
         <w:rPr>
           <w:b/>
         </w:rPr>
-        <w:t>80% line coverage is enforced in CI</w:t>
-      </w:r>
-      <w:r>
-        <w:t xml:space="preserve"> via the Vitest coverage reporter (v8 provider). Falling below it fails the build and blocks the merge.</w:t>
+        <w:t>80% line coverage is enforced in CI via the Vitest coverage reporter (v8 provider). Falling below it fails the build and blocks the merge. It is measured over every suite that exercises a package, not one of them — see §4.1.</w:t>
       </w:r>
     </w:p>
     <w:p>
@@ -892,14 +889,8 @@
             <w:tcW w:type="dxa" w:w="2880"/>
           </w:tcPr>
           <w:p>
-            <w:r/>
             <w:r>
-              <w:rPr>
-                <w:rFonts w:ascii="Consolas" w:hAnsi="Consolas"/>
-                <w:color w:val="A03030"/>
-                <w:sz w:val="19"/>
-              </w:rPr>
-              <w:t>vitest run --coverage</w:t>
+              <w:t>npm run test:unit</w:t>
             </w:r>
           </w:p>
         </w:tc>
@@ -908,9 +899,8 @@
             <w:tcW w:type="dxa" w:w="2880"/>
           </w:tcPr>
           <w:p>
-            <w:r/>
             <w:r>
-              <w:t>Unit tests, both packages, with the 80% floor applied</w:t>
+              <w:t>Unit tests, both packages. The frontend's 80% floor is applied here, because the frontend has a single suite</w:t>
             </w:r>
           </w:p>
         </w:tc>
@@ -937,14 +927,8 @@
             <w:tcW w:type="dxa" w:w="2880"/>
           </w:tcPr>
           <w:p>
-            <w:r/>
             <w:r>
-              <w:rPr>
-                <w:rFonts w:ascii="Consolas" w:hAnsi="Consolas"/>
-                <w:color w:val="A03030"/>
-                <w:sz w:val="19"/>
-              </w:rPr>
-              <w:t>vitest run --config integration</w:t>
+              <w:t>npm run test:integration + npm run test:coverage</w:t>
             </w:r>
           </w:p>
         </w:tc>
@@ -953,31 +937,8 @@
             <w:tcW w:type="dxa" w:w="2880"/>
           </w:tcPr>
           <w:p>
-            <w:r/>
             <w:r>
-              <w:t xml:space="preserve">Supertest against a </w:t>
-            </w:r>
-            <w:r>
-              <w:rPr>
-                <w:rFonts w:ascii="Consolas" w:hAnsi="Consolas"/>
-                <w:color w:val="A03030"/>
-                <w:sz w:val="19"/>
-              </w:rPr>
-              <w:t>postgres:16</w:t>
-            </w:r>
-            <w:r>
-              <w:t xml:space="preserve"> service container running </w:t>
-            </w:r>
-            <w:r>
-              <w:rPr>
-                <w:rFonts w:ascii="Consolas" w:hAnsi="Consolas"/>
-                <w:color w:val="A03030"/>
-                <w:sz w:val="19"/>
-              </w:rPr>
-              <w:t>music_app_test_db</w:t>
-            </w:r>
-            <w:r>
-              <w:t>, freshly migrated</w:t>
+              <w:t>Supertest against a postgres:16 service container running music_app_test_db, freshly migrated — followed by the backend’s 80% floor, measured over both backend suites together</w:t>
             </w:r>
           </w:p>
         </w:tc>
@@ -996,6 +957,11 @@
       </w:r>
       <w:r>
         <w:t>, so the feedback loop stays fast enough to actually use.</w:t>
+      </w:r>
+    </w:p>
+    <w:p>
+      <w:r>
+        <w:t>Why the backend’s floor is measured in the integration job rather than the unit job. The backend’s two suites run separately and deliberately so: they have very different costs, and only one of them needs a database. But coverage measured over one suite alone misrepresents the other — app.ts, the middleware and the route files are fully exercised by Supertest and report 0% under the unit config. A floor applied to that number would fail the build on correct code, and the tempting way out, excluding those files, is precisely the gaming §3.6 forbids. So the gate runs both suites in one pass, in the job that already has Postgres, through backend/vitest.coverage.config.ts. The frontend has one suite and needs none of this.</w:t>
       </w:r>
     </w:p>
     <w:p>

--- a/docs/tests.docx
+++ b/docs/tests.docx
@@ -513,6 +513,14 @@
       </w:pPr>
       <w:r>
         <w:t>If testing the route that uses your Playwright scraper, mock the generateUniversalLinks service so it instantly returns fake links instead of actually booting up a headless browser during the test. (Save the real browser interaction for your E2E tests).</w:t>
+      </w:r>
+    </w:p>
+    <w:p>
+      <w:pPr>
+        <w:pStyle w:val="ListBullet"/>
+      </w:pPr>
+      <w:r>
+        <w:t>E2E cannot sign in with a real Google account (automation is blocked, and it would need a real password in CI). It uses a Google stand-in instead: Playwright replaces Google's sign-in script with a stub whose button returns an ID token signed with a throwaway key committed in e2e/fixtures/, and the API, started with E2E_GOOGLE_PUBLIC_KEY, verifies that token with the same checks it applies to Google's (signature, audience, issuer, expiry). Everything after verification is the real code path. The API refuses to start with E2E_GOOGLE_PUBLIC_KEY set in production, and a unit test proves it. Detail: docs/features/auth-flow-e2e.md.</w:t>
       </w:r>
     </w:p>
     <w:p>

--- a/docs/tests.docx
+++ b/docs/tests.docx
@@ -520,7 +520,7 @@
         <w:pStyle w:val="ListBullet"/>
       </w:pPr>
       <w:r>
-        <w:t>E2E cannot sign in with a real Google account (automation is blocked, and it would need a real password in CI). It uses a Google stand-in instead: Playwright replaces Google's sign-in script with a stub whose button returns an ID token signed with a throwaway key committed in e2e/fixtures/, and the API, started with E2E_GOOGLE_PUBLIC_KEY, verifies that token with the same checks it applies to Google's (signature, audience, issuer, expiry). Everything after verification is the real code path. The API refuses to start with E2E_GOOGLE_PUBLIC_KEY set in production, and a unit test proves it. Detail: docs/features/auth-flow-e2e.md.</w:t>
+        <w:t>E2E cannot sign in with a real Google account (automation is blocked, and it would need a real password in CI). It uses a Google stand-in instead: Playwright replaces Google's sign-in script with a stub whose button returns an ID token signed with a throwaway key committed in e2e/fixtures/, and the API, started with E2E_GOOGLE_PUBLIC_KEY, verifies that token with the same checks it applies to Google's (signature, audience, issuer, expiry). Everything after verification is the real code path. The API refuses to start with E2E_GOOGLE_PUBLIC_KEY set unless NODE_ENV=test, and a unit test proves it. Detail: docs/features/auth-flow-e2e.md.</w:t>
       </w:r>
     </w:p>
     <w:p>

--- a/docs/tests.docx
+++ b/docs/tests.docx
@@ -513,6 +513,14 @@
       </w:pPr>
       <w:r>
         <w:t>If testing the route that uses your Playwright scraper, mock the generateUniversalLinks service so it instantly returns fake links instead of actually booting up a headless browser during the test. (Save the real browser interaction for your E2E tests).</w:t>
+      </w:r>
+    </w:p>
+    <w:p>
+      <w:pPr>
+        <w:pStyle w:val="ListBullet"/>
+      </w:pPr>
+      <w:r>
+        <w:t>E2E cannot sign in with a real Google account (automation is blocked, and it would need a real password in CI). It uses a Google stand-in instead: Playwright replaces Google's sign-in script with a stub whose button returns an ID token signed with a throwaway key committed in e2e/fixtures/, and the API, started with E2E_GOOGLE_PUBLIC_KEY, verifies that token with the same checks it applies to Google's (signature, audience, issuer, expiry). Everything after verification is the real code path. The API refuses to start with E2E_GOOGLE_PUBLIC_KEY set unless NODE_ENV=test, and a unit test proves it. Detail: docs/features/auth-flow-e2e.md.</w:t>
       </w:r>
     </w:p>
     <w:p>

--- a/docs/tests.docx
+++ b/docs/tests.docx
@@ -512,7 +512,71 @@
         <w:pStyle w:val="ListBullet"/>
       </w:pPr>
       <w:r>
-        <w:t>If testing the route that uses your Playwright scraper, mock the generateUniversalLinks service so it instantly returns fake links instead of actually booting up a headless browser during the test. (Save the real browser interaction for your E2E tests).</w:t>
+        <w:t xml:space="preserve">Routes that convert a link mock convertLink (services/linkScraper.service.ts) so it instantly returns a fixed result instead of booting a headless browser; the converter's own unit tests mock Playwright at module level. (Save the real browser interaction for your E2E tests.)</w:t>
+      </w:r>
+    </w:p>
+    <w:p>
+      <w:pPr>
+        <w:pStyle w:val="ListBullet"/>
+      </w:pPr>
+      <w:r>
+        <w:rPr>
+          <w:b/>
+        </w:rPr>
+        <w:t xml:space="preserve">E2E and Google sign-in.</w:t>
+      </w:r>
+      <w:r>
+        <w:t xml:space="preserve"> E2E cannot sign in with a real Google account (automation is blocked, and it would need a real password in CI). It uses a </w:t>
+      </w:r>
+      <w:r>
+        <w:rPr>
+          <w:b/>
+        </w:rPr>
+        <w:t xml:space="preserve">Google stand-in</w:t>
+      </w:r>
+      <w:r>
+        <w:t xml:space="preserve"> instead: Playwright replaces Google's sign-in script with a stub whose button returns an ID token signed with a throwaway key committed in e2e/fixtures/, and the API, started with E2E_GOOGLE_PUBLIC_KEY, verifies that token with the same checks it applies to Google's (signature, audience, issuer, expiry). Everything after verification is the real code path. </w:t>
+      </w:r>
+      <w:r>
+        <w:rPr>
+          <w:b/>
+        </w:rPr>
+        <w:t xml:space="preserve">The API refuses to start with E2E_GOOGLE_PUBLIC_KEY set unless NODE_ENV=test</w:t>
+      </w:r>
+      <w:r>
+        <w:t xml:space="preserve">, and a unit test proves it. Detail: docs/features/auth-flow-e2e.md.</w:t>
+      </w:r>
+    </w:p>
+    <w:p>
+      <w:pPr>
+        <w:pStyle w:val="ListBullet"/>
+      </w:pPr>
+      <w:r>
+        <w:rPr>
+          <w:b/>
+        </w:rPr>
+        <w:t xml:space="preserve">E2E and squigly.link.</w:t>
+      </w:r>
+      <w:r>
+        <w:t xml:space="preserve"> E2E uses a </w:t>
+      </w:r>
+      <w:r>
+        <w:rPr>
+          <w:b/>
+        </w:rPr>
+        <w:t xml:space="preserve">scraper stand-in</w:t>
+      </w:r>
+      <w:r>
+        <w:t xml:space="preserve">: the API, started with E2E_SCRAPER_FIXTURES pointing at e2e/fixtures/scraper-stand-in.json, returns canned conversions, and any link the file does not list behaves like an outage. </w:t>
+      </w:r>
+      <w:r>
+        <w:rPr>
+          <w:b/>
+        </w:rPr>
+        <w:t xml:space="preserve">The API refuses to start with it set unless NODE_ENV=test.</w:t>
+      </w:r>
+      <w:r>
+        <w:t xml:space="preserve"> One link is listed under live and goes to the real converter; the only test that sends it is skipped unless RUN_LIVE_E2E=1, which main.yml sets on the nightly schedule only. Detail: docs/features/posts-feed.md §4.2.</w:t>
       </w:r>
     </w:p>
     <w:p>
@@ -1135,7 +1199,7 @@
     </w:p>
     <w:p>
       <w:r>
-        <w:t>The nightly run exists because the scraper depends on a live external site. A layout change at squigly.link can break the core feature without a single line of our code changing, and the nightly E2E run is what discovers it.</w:t>
+        <w:t xml:space="preserve">The nightly run exists because the scraper depends on a live external site. A layout change at squigly.link can break the core feature without a single line of our code changing, and the nightly E2E run is what discovers it: on the schedule it sets RUN_LIVE_E2E=1, enabling the one test that posts a known track through the real squigly.link (Chromium project only).</w:t>
       </w:r>
     </w:p>
     <w:p>

--- a/docs/tests.docx
+++ b/docs/tests.docx
@@ -1184,6 +1184,51 @@
           </w:p>
         </w:tc>
       </w:tr>
+      <w:tr>
+        <w:tc>
+          <w:tcPr>
+            <w:tcW w:type="dxa" w:w="2880"/>
+          </w:tcPr>
+          <w:p>
+            <w:r/>
+            <w:r>
+              <w:rPr>
+                <w:rFonts w:ascii="Consolas" w:hAnsi="Consolas"/>
+                <w:color w:val="A03030"/>
+                <w:sz w:val="19"/>
+              </w:rPr>
+              <w:t>test:docker</w:t>
+            </w:r>
+          </w:p>
+        </w:tc>
+        <w:tc>
+          <w:tcPr>
+            <w:tcW w:type="dxa" w:w="2880"/>
+          </w:tcPr>
+          <w:p>
+            <w:r/>
+            <w:r>
+              <w:rPr>
+                <w:rFonts w:ascii="Consolas" w:hAnsi="Consolas"/>
+                <w:color w:val="A03030"/>
+                <w:sz w:val="19"/>
+              </w:rPr>
+              <w:t>docker build + docker run</w:t>
+            </w:r>
+          </w:p>
+        </w:tc>
+        <w:tc>
+          <w:tcPr>
+            <w:tcW w:type="dxa" w:w="2880"/>
+          </w:tcPr>
+          <w:p>
+            <w:r/>
+            <w:r>
+              <w:t>Builds the backend image, runs it against an empty Postgres, and checks health, migrations and graceful shutdown (docs/features/backend-docker.md §5)</w:t>
+            </w:r>
+          </w:p>
+        </w:tc>
+      </w:tr>
     </w:tbl>
     <w:p/>
     <w:p>

--- a/docs/tests.docx
+++ b/docs/tests.docx
@@ -1224,7 +1224,7 @@
           <w:p>
             <w:r/>
             <w:r>
-              <w:t>Builds the backend image, runs it against an empty Postgres, and checks health, migrations and graceful shutdown (docs/features/backend-docker.md §5)</w:t>
+              <w:t>Builds the backend image, runs it against an empty Postgres, and checks health, migrations, that Chromium launches inside it, and graceful shutdown (docs/features/backend-docker.md §5)</w:t>
             </w:r>
           </w:p>
         </w:tc>
